--- a/experiment-records/proposal-progress-20260913/Research_Progress_for_Recommenders.docx
+++ b/experiment-records/proposal-progress-20260913/Research_Progress_for_Recommenders.docx
@@ -546,7 +546,7 @@
         <w:rPr>
           <w:sz w:val="18"/>
         </w:rPr>
-        <w:t>Evidence: github.com/sjafari2/RealTime-Streaming-Pipeline, branch codex/managed-experiments-2026; experiment-records/campaign-20260912 and experiment-records/repetitions-20260913.</w:t>
+        <w:t>Evidence: github.com/sjafari2/RealTime-Streaming-Pipeline; experiment-records/campaign-20260912 and experiment-records/repetitions-20260913.</w:t>
       </w:r>
     </w:p>
     <w:sectPr>
